--- a/test-heaviness-output.docx
+++ b/test-heaviness-output.docx
@@ -543,7 +543,7 @@
           <w:color w:val="000000"/>
           <w:lang w:val="kk-KZ" w:eastAsia="ru-RU"/>
         </w:rPr>
-        <w:t xml:space="preserve"> ТОО «KazEcoFood», Алманиская обл, Карасайский район, село Кокозек, улица Несибели, 715</w:t>
+        <w:t xml:space="preserve"> ТОО «KazEcoFood», Алматы қ., Түрксіб ауданы, Остроумов көш., 50А үй</w:t>
       </w:r>
     </w:p>
     <w:p>
@@ -7294,7 +7294,7 @@
       <w:pPr>
         <w:numPr>
           <w:ilvl w:val="0"/>
-          <w:numId w:val="2"/>
+          <w:numId w:val="146"/>
         </w:numPr>
         <w:tabs>
           <w:tab w:val="left" w:pos="284"/>
@@ -7350,14 +7350,14 @@
           <w:color w:val="000000"/>
           <w:lang w:val="kk-KZ" w:eastAsia="ru-RU"/>
         </w:rPr>
-        <w:t xml:space="preserve"> ТОО «KazEcoFood», Алманиская обл, Карасайский район, село Кокозек, улица Несибели, 715</w:t>
+        <w:t xml:space="preserve"> ТОО «KazEcoFood», Алматы қ., Түрксіб ауданы, Остроумов көш., 50А үй</w:t>
       </w:r>
     </w:p>
     <w:p>
       <w:pPr>
         <w:numPr>
           <w:ilvl w:val="0"/>
-          <w:numId w:val="2"/>
+          <w:numId w:val="146"/>
         </w:numPr>
         <w:tabs>
           <w:tab w:val="left" w:pos="284"/>
@@ -7421,7 +7421,7 @@
         <w:pStyle w:val="a5"/>
         <w:numPr>
           <w:ilvl w:val="0"/>
-          <w:numId w:val="2"/>
+          <w:numId w:val="146"/>
         </w:numPr>
         <w:spacing w:after="0" w:line="240" w:lineRule="auto"/>
         <w:jc w:val="both"/>
@@ -7481,7 +7481,7 @@
         <w:pStyle w:val="a5"/>
         <w:numPr>
           <w:ilvl w:val="0"/>
-          <w:numId w:val="2"/>
+          <w:numId w:val="146"/>
         </w:numPr>
         <w:spacing w:after="0"/>
         <w:jc w:val="both"/>
@@ -7531,7 +7531,7 @@
         <w:pStyle w:val="a5"/>
         <w:numPr>
           <w:ilvl w:val="0"/>
-          <w:numId w:val="2"/>
+          <w:numId w:val="146"/>
         </w:numPr>
         <w:spacing w:after="0"/>
         <w:jc w:val="both"/>
@@ -7596,7 +7596,7 @@
         <w:pStyle w:val="a5"/>
         <w:numPr>
           <w:ilvl w:val="0"/>
-          <w:numId w:val="2"/>
+          <w:numId w:val="146"/>
         </w:numPr>
         <w:spacing w:after="0"/>
         <w:jc w:val="both"/>
@@ -14101,7 +14101,7 @@
       <w:pPr>
         <w:numPr>
           <w:ilvl w:val="0"/>
-          <w:numId w:val="2"/>
+          <w:numId w:val="147"/>
         </w:numPr>
         <w:tabs>
           <w:tab w:val="left" w:pos="284"/>
@@ -14157,14 +14157,14 @@
           <w:color w:val="000000"/>
           <w:lang w:val="kk-KZ" w:eastAsia="ru-RU"/>
         </w:rPr>
-        <w:t xml:space="preserve"> ТОО «KazEcoFood», Алманиская обл, Карасайский район, село Кокозек, улица Несибели, 715</w:t>
+        <w:t xml:space="preserve"> ТОО «KazEcoFood», Алматы қ., Түрксіб ауданы, Остроумов көш., 50А үй</w:t>
       </w:r>
     </w:p>
     <w:p>
       <w:pPr>
         <w:numPr>
           <w:ilvl w:val="0"/>
-          <w:numId w:val="2"/>
+          <w:numId w:val="147"/>
         </w:numPr>
         <w:tabs>
           <w:tab w:val="left" w:pos="284"/>
@@ -14228,7 +14228,7 @@
         <w:pStyle w:val="a5"/>
         <w:numPr>
           <w:ilvl w:val="0"/>
-          <w:numId w:val="2"/>
+          <w:numId w:val="147"/>
         </w:numPr>
         <w:spacing w:after="0" w:line="240" w:lineRule="auto"/>
         <w:jc w:val="both"/>
@@ -14288,7 +14288,7 @@
         <w:pStyle w:val="a5"/>
         <w:numPr>
           <w:ilvl w:val="0"/>
-          <w:numId w:val="2"/>
+          <w:numId w:val="147"/>
         </w:numPr>
         <w:spacing w:after="0"/>
         <w:jc w:val="both"/>
@@ -14338,7 +14338,7 @@
         <w:pStyle w:val="a5"/>
         <w:numPr>
           <w:ilvl w:val="0"/>
-          <w:numId w:val="2"/>
+          <w:numId w:val="147"/>
         </w:numPr>
         <w:spacing w:after="0"/>
         <w:jc w:val="both"/>
@@ -14403,7 +14403,7 @@
         <w:pStyle w:val="a5"/>
         <w:numPr>
           <w:ilvl w:val="0"/>
-          <w:numId w:val="2"/>
+          <w:numId w:val="147"/>
         </w:numPr>
         <w:spacing w:after="0"/>
         <w:jc w:val="both"/>
@@ -35160,6 +35160,66 @@
   </w:num>
   <w:num w:numId="145">
     <w:abstractNumId w:val="28"/>
+  </w:num>
+  <w:num w:numId="146">
+    <w:abstractNumId w:val="112"/>
+    <w:lvlOverride w:ilvl="0">
+      <w:startOverride w:val="1"/>
+    </w:lvlOverride>
+    <w:lvlOverride w:ilvl="1">
+      <w:startOverride w:val="1"/>
+    </w:lvlOverride>
+    <w:lvlOverride w:ilvl="2">
+      <w:startOverride w:val="1"/>
+    </w:lvlOverride>
+    <w:lvlOverride w:ilvl="3">
+      <w:startOverride w:val="1"/>
+    </w:lvlOverride>
+    <w:lvlOverride w:ilvl="4">
+      <w:startOverride w:val="1"/>
+    </w:lvlOverride>
+    <w:lvlOverride w:ilvl="5">
+      <w:startOverride w:val="1"/>
+    </w:lvlOverride>
+    <w:lvlOverride w:ilvl="6">
+      <w:startOverride w:val="1"/>
+    </w:lvlOverride>
+    <w:lvlOverride w:ilvl="7">
+      <w:startOverride w:val="1"/>
+    </w:lvlOverride>
+    <w:lvlOverride w:ilvl="8">
+      <w:startOverride w:val="1"/>
+    </w:lvlOverride>
+  </w:num>
+  <w:num w:numId="147">
+    <w:abstractNumId w:val="112"/>
+    <w:lvlOverride w:ilvl="0">
+      <w:startOverride w:val="1"/>
+    </w:lvlOverride>
+    <w:lvlOverride w:ilvl="1">
+      <w:startOverride w:val="1"/>
+    </w:lvlOverride>
+    <w:lvlOverride w:ilvl="2">
+      <w:startOverride w:val="1"/>
+    </w:lvlOverride>
+    <w:lvlOverride w:ilvl="3">
+      <w:startOverride w:val="1"/>
+    </w:lvlOverride>
+    <w:lvlOverride w:ilvl="4">
+      <w:startOverride w:val="1"/>
+    </w:lvlOverride>
+    <w:lvlOverride w:ilvl="5">
+      <w:startOverride w:val="1"/>
+    </w:lvlOverride>
+    <w:lvlOverride w:ilvl="6">
+      <w:startOverride w:val="1"/>
+    </w:lvlOverride>
+    <w:lvlOverride w:ilvl="7">
+      <w:startOverride w:val="1"/>
+    </w:lvlOverride>
+    <w:lvlOverride w:ilvl="8">
+      <w:startOverride w:val="1"/>
+    </w:lvlOverride>
   </w:num>
   <w:numIdMacAtCleanup w:val="142"/>
 </w:numbering>
